--- a/blog documents/1. Elusive thermal comfort.docx
+++ b/blog documents/1. Elusive thermal comfort.docx
@@ -990,34 +990,7 @@
           <w:sz w:val="22"/>
           <w:szCs w:val="22"/>
         </w:rPr>
-        <w:instrText>ADDIN CSL_CITATION {"citationItems":[{"id":"ITEM-1","itemData":{"DOI":"10.1080/09613218.2017.1301698","ISSN":"0961-3218","author":[{"dropping-particle":"","family":"Nicol","given":"J. Fergus"</w:instrText>
-      </w:r>
-      <w:r>
-        <w:rPr>
-          <w:rFonts w:ascii="Times New Roman" w:hAnsi="Times New Roman" w:cs="Times New Roman"/>
-          <w:color w:val="000000"/>
-          <w:sz w:val="22"/>
-          <w:szCs w:val="22"/>
-        </w:rPr>
-        <w:instrText>,"non-dropping-particle":"","parse-names":false,"suffix":""},{"dropping-particle":"","family":"Roaf","given":"Susan","non-dropping-particle":"","parse-names":false,"suffix":""}],"container-title":"Building Research &amp; Information","id":"ITEM-1","issue":"7",</w:instrText>
-      </w:r>
-      <w:r>
-        <w:rPr>
-          <w:rFonts w:ascii="Times New Roman" w:hAnsi="Times New Roman" w:cs="Times New Roman"/>
-          <w:color w:val="000000"/>
-          <w:sz w:val="22"/>
-          <w:szCs w:val="22"/>
-        </w:rPr>
-        <w:instrText>"issued":{"date-parts":[["2017","10","3"]]},"page":"711-716","title":"Rethinking thermal comfort","type":"article-journal","volume":"45"},"uris":["http://www.mendeley.com/documents/?uuid=0cc18e4d-82ca-4c8a-bb2e-04e0a611b884"]}],"mendeley":{"formattedCitati</w:instrText>
-      </w:r>
-      <w:r>
-        <w:rPr>
-          <w:rFonts w:ascii="Times New Roman" w:hAnsi="Times New Roman" w:cs="Times New Roman"/>
-          <w:color w:val="000000"/>
-          <w:sz w:val="22"/>
-          <w:szCs w:val="22"/>
-        </w:rPr>
-        <w:instrText>on":"[10]","plainTextFormattedCitation":"[10]"},"properties":{"noteIndex":0},"schema":"https://github.com/citation-style-language/schema/raw/master/csl-citation.json"}</w:instrText>
+        <w:instrText>ADDIN CSL_CITATION {"citationItems":[{"id":"ITEM-1","itemData":{"DOI":"10.1080/09613218.2017.1301698","ISSN":"0961-3218","author":[{"dropping-particle":"","family":"Nicol","given":"J. Fergus","non-dropping-particle":"","parse-names":false,"suffix":""},{"dropping-particle":"","family":"Roaf","given":"Susan","non-dropping-particle":"","parse-names":false,"suffix":""}],"container-title":"Building Research &amp; Information","id":"ITEM-1","issue":"7","issued":{"date-parts":[["2017","10","3"]]},"page":"711-716","title":"Rethinking thermal comfort","type":"article-journal","volume":"45"},"uris":["http://www.mendeley.com/documents/?uuid=0cc18e4d-82ca-4c8a-bb2e-04e0a611b884"]}],"mendeley":{"formattedCitation":"[10]","plainTextFormattedCitation":"[10]","previouslyFormattedCitation":"[10]"},"properties":{"noteIndex":0},"schema":"https://github.com/citation-style-language/schema/raw/master/csl-citation.json"}</w:instrText>
       </w:r>
       <w:r>
         <w:rPr>
@@ -1080,6 +1053,567 @@
           <w:szCs w:val="22"/>
         </w:rPr>
       </w:pPr>
+    </w:p>
+    <w:p>
+      <w:pPr>
+        <w:widowControl w:val="0"/>
+        <w:autoSpaceDE w:val="0"/>
+        <w:autoSpaceDN w:val="0"/>
+        <w:adjustRightInd w:val="0"/>
+        <w:ind w:left="640" w:hanging="640"/>
+        <w:rPr>
+          <w:rFonts w:ascii="Times New Roman" w:hAnsi="Times New Roman" w:cs="Times New Roman"/>
+          <w:noProof/>
+          <w:sz w:val="22"/>
+        </w:rPr>
+      </w:pPr>
+      <w:r>
+        <w:rPr>
+          <w:rFonts w:ascii="Times New Roman" w:hAnsi="Times New Roman" w:cs="Times New Roman"/>
+          <w:sz w:val="22"/>
+          <w:szCs w:val="22"/>
+        </w:rPr>
+        <w:fldChar w:fldCharType="begin" w:fldLock="1"/>
+      </w:r>
+      <w:r>
+        <w:rPr>
+          <w:rFonts w:ascii="Times New Roman" w:hAnsi="Times New Roman" w:cs="Times New Roman"/>
+          <w:sz w:val="22"/>
+          <w:szCs w:val="22"/>
+        </w:rPr>
+        <w:instrText xml:space="preserve">ADDIN Mendeley Bibliography CSL_BIBLIOGRAPHY </w:instrText>
+      </w:r>
+      <w:r>
+        <w:rPr>
+          <w:rFonts w:ascii="Times New Roman" w:hAnsi="Times New Roman" w:cs="Times New Roman"/>
+          <w:sz w:val="22"/>
+          <w:szCs w:val="22"/>
+        </w:rPr>
+        <w:fldChar w:fldCharType="separate"/>
+      </w:r>
+      <w:r>
+        <w:rPr>
+          <w:rFonts w:ascii="Times New Roman" w:hAnsi="Times New Roman" w:cs="Times New Roman"/>
+          <w:noProof/>
+          <w:sz w:val="22"/>
+        </w:rPr>
+        <w:t>[1]</w:t>
+      </w:r>
+      <w:r>
+        <w:rPr>
+          <w:rFonts w:ascii="Times New Roman" w:hAnsi="Times New Roman" w:cs="Times New Roman"/>
+          <w:noProof/>
+          <w:sz w:val="22"/>
+        </w:rPr>
+        <w:tab/>
+        <w:t xml:space="preserve">ASHRAE, </w:t>
+      </w:r>
+      <w:r>
+        <w:rPr>
+          <w:rFonts w:ascii="Times New Roman" w:hAnsi="Times New Roman" w:cs="Times New Roman"/>
+          <w:i/>
+          <w:iCs/>
+          <w:noProof/>
+          <w:sz w:val="22"/>
+        </w:rPr>
+        <w:t>Standard 55---2017 Thermal Environmental Conditions for Human Occupancy</w:t>
+      </w:r>
+      <w:r>
+        <w:rPr>
+          <w:rFonts w:ascii="Times New Roman" w:hAnsi="Times New Roman" w:cs="Times New Roman"/>
+          <w:noProof/>
+          <w:sz w:val="22"/>
+        </w:rPr>
+        <w:t xml:space="preserve">, vol. </w:t>
+      </w:r>
+      <w:r>
+        <w:rPr>
+          <w:rFonts w:ascii="Times New Roman" w:hAnsi="Times New Roman" w:cs="Times New Roman"/>
+          <w:noProof/>
+          <w:sz w:val="22"/>
+        </w:rPr>
+        <w:lastRenderedPageBreak/>
+        <w:t>2017. Atlanta, GA, USA: ASHRAE, 2017.</w:t>
+      </w:r>
+    </w:p>
+    <w:p>
+      <w:pPr>
+        <w:widowControl w:val="0"/>
+        <w:autoSpaceDE w:val="0"/>
+        <w:autoSpaceDN w:val="0"/>
+        <w:adjustRightInd w:val="0"/>
+        <w:ind w:left="640" w:hanging="640"/>
+        <w:rPr>
+          <w:rFonts w:ascii="Times New Roman" w:hAnsi="Times New Roman" w:cs="Times New Roman"/>
+          <w:noProof/>
+          <w:sz w:val="22"/>
+        </w:rPr>
+      </w:pPr>
+      <w:r>
+        <w:rPr>
+          <w:rFonts w:ascii="Times New Roman" w:hAnsi="Times New Roman" w:cs="Times New Roman"/>
+          <w:noProof/>
+          <w:sz w:val="22"/>
+        </w:rPr>
+        <w:t>[2]</w:t>
+      </w:r>
+      <w:r>
+        <w:rPr>
+          <w:rFonts w:ascii="Times New Roman" w:hAnsi="Times New Roman" w:cs="Times New Roman"/>
+          <w:noProof/>
+          <w:sz w:val="22"/>
+        </w:rPr>
+        <w:tab/>
+        <w:t xml:space="preserve">S. Roaf, L. Brotas, and F. Nicol, “Counting the costs of comfort,” </w:t>
+      </w:r>
+      <w:r>
+        <w:rPr>
+          <w:rFonts w:ascii="Times New Roman" w:hAnsi="Times New Roman" w:cs="Times New Roman"/>
+          <w:i/>
+          <w:iCs/>
+          <w:noProof/>
+          <w:sz w:val="22"/>
+        </w:rPr>
+        <w:t>Build. Res. Inf.</w:t>
+      </w:r>
+      <w:r>
+        <w:rPr>
+          <w:rFonts w:ascii="Times New Roman" w:hAnsi="Times New Roman" w:cs="Times New Roman"/>
+          <w:noProof/>
+          <w:sz w:val="22"/>
+        </w:rPr>
+        <w:t>, vol. 43, no. 3, pp. 269–273, May 2015, doi: 10.1080/09613218.2014.998948.</w:t>
+      </w:r>
+    </w:p>
+    <w:p>
+      <w:pPr>
+        <w:widowControl w:val="0"/>
+        <w:autoSpaceDE w:val="0"/>
+        <w:autoSpaceDN w:val="0"/>
+        <w:adjustRightInd w:val="0"/>
+        <w:ind w:left="640" w:hanging="640"/>
+        <w:rPr>
+          <w:rFonts w:ascii="Times New Roman" w:hAnsi="Times New Roman" w:cs="Times New Roman"/>
+          <w:noProof/>
+          <w:sz w:val="22"/>
+        </w:rPr>
+      </w:pPr>
+      <w:r>
+        <w:rPr>
+          <w:rFonts w:ascii="Times New Roman" w:hAnsi="Times New Roman" w:cs="Times New Roman"/>
+          <w:noProof/>
+          <w:sz w:val="22"/>
+        </w:rPr>
+        <w:t>[3]</w:t>
+      </w:r>
+      <w:r>
+        <w:rPr>
+          <w:rFonts w:ascii="Times New Roman" w:hAnsi="Times New Roman" w:cs="Times New Roman"/>
+          <w:noProof/>
+          <w:sz w:val="22"/>
+        </w:rPr>
+        <w:tab/>
+        <w:t xml:space="preserve">P. O. Fanger, “Assessment of man’s thermal comfort in practice,” </w:t>
+      </w:r>
+      <w:r>
+        <w:rPr>
+          <w:rFonts w:ascii="Times New Roman" w:hAnsi="Times New Roman" w:cs="Times New Roman"/>
+          <w:i/>
+          <w:iCs/>
+          <w:noProof/>
+          <w:sz w:val="22"/>
+        </w:rPr>
+        <w:t>Occup. Environ. Med.</w:t>
+      </w:r>
+      <w:r>
+        <w:rPr>
+          <w:rFonts w:ascii="Times New Roman" w:hAnsi="Times New Roman" w:cs="Times New Roman"/>
+          <w:noProof/>
+          <w:sz w:val="22"/>
+        </w:rPr>
+        <w:t>, vol. 30, no. 4, pp. 313–324, Oct. 1973, doi: 10.1136/oem.30.4.313.</w:t>
+      </w:r>
+    </w:p>
+    <w:p>
+      <w:pPr>
+        <w:widowControl w:val="0"/>
+        <w:autoSpaceDE w:val="0"/>
+        <w:autoSpaceDN w:val="0"/>
+        <w:adjustRightInd w:val="0"/>
+        <w:ind w:left="640" w:hanging="640"/>
+        <w:rPr>
+          <w:rFonts w:ascii="Times New Roman" w:hAnsi="Times New Roman" w:cs="Times New Roman"/>
+          <w:noProof/>
+          <w:sz w:val="22"/>
+        </w:rPr>
+      </w:pPr>
+      <w:r>
+        <w:rPr>
+          <w:rFonts w:ascii="Times New Roman" w:hAnsi="Times New Roman" w:cs="Times New Roman"/>
+          <w:noProof/>
+          <w:sz w:val="22"/>
+        </w:rPr>
+        <w:t>[4]</w:t>
+      </w:r>
+      <w:r>
+        <w:rPr>
+          <w:rFonts w:ascii="Times New Roman" w:hAnsi="Times New Roman" w:cs="Times New Roman"/>
+          <w:noProof/>
+          <w:sz w:val="22"/>
+        </w:rPr>
+        <w:tab/>
+        <w:t xml:space="preserve">J. van Hoof, “Forty years of Fanger’s model of thermal comfort: comfort for all?,” </w:t>
+      </w:r>
+      <w:r>
+        <w:rPr>
+          <w:rFonts w:ascii="Times New Roman" w:hAnsi="Times New Roman" w:cs="Times New Roman"/>
+          <w:i/>
+          <w:iCs/>
+          <w:noProof/>
+          <w:sz w:val="22"/>
+        </w:rPr>
+        <w:t>Indoor Air</w:t>
+      </w:r>
+      <w:r>
+        <w:rPr>
+          <w:rFonts w:ascii="Times New Roman" w:hAnsi="Times New Roman" w:cs="Times New Roman"/>
+          <w:noProof/>
+          <w:sz w:val="22"/>
+        </w:rPr>
+        <w:t>, vol. 18, no. 3, pp. 182–201, Jun. 2008, doi: 10.1111/j.1600-0668.2007.00516.x.</w:t>
+      </w:r>
+    </w:p>
+    <w:p>
+      <w:pPr>
+        <w:widowControl w:val="0"/>
+        <w:autoSpaceDE w:val="0"/>
+        <w:autoSpaceDN w:val="0"/>
+        <w:adjustRightInd w:val="0"/>
+        <w:ind w:left="640" w:hanging="640"/>
+        <w:rPr>
+          <w:rFonts w:ascii="Times New Roman" w:hAnsi="Times New Roman" w:cs="Times New Roman"/>
+          <w:noProof/>
+          <w:sz w:val="22"/>
+        </w:rPr>
+      </w:pPr>
+      <w:r>
+        <w:rPr>
+          <w:rFonts w:ascii="Times New Roman" w:hAnsi="Times New Roman" w:cs="Times New Roman"/>
+          <w:noProof/>
+          <w:sz w:val="22"/>
+        </w:rPr>
+        <w:t>[5]</w:t>
+      </w:r>
+      <w:r>
+        <w:rPr>
+          <w:rFonts w:ascii="Times New Roman" w:hAnsi="Times New Roman" w:cs="Times New Roman"/>
+          <w:noProof/>
+          <w:sz w:val="22"/>
+        </w:rPr>
+        <w:tab/>
+        <w:t xml:space="preserve">R. J. de Dear and G. S. Brager, “Developing an adaptive model of thermal comfort and preference,” </w:t>
+      </w:r>
+      <w:r>
+        <w:rPr>
+          <w:rFonts w:ascii="Times New Roman" w:hAnsi="Times New Roman" w:cs="Times New Roman"/>
+          <w:i/>
+          <w:iCs/>
+          <w:noProof/>
+          <w:sz w:val="22"/>
+        </w:rPr>
+        <w:t>ASHRAE Trans.</w:t>
+      </w:r>
+      <w:r>
+        <w:rPr>
+          <w:rFonts w:ascii="Times New Roman" w:hAnsi="Times New Roman" w:cs="Times New Roman"/>
+          <w:noProof/>
+          <w:sz w:val="22"/>
+        </w:rPr>
+        <w:t>, vol. 104, no. Pt 1A, pp. 145–167, 1998.</w:t>
+      </w:r>
+    </w:p>
+    <w:p>
+      <w:pPr>
+        <w:widowControl w:val="0"/>
+        <w:autoSpaceDE w:val="0"/>
+        <w:autoSpaceDN w:val="0"/>
+        <w:adjustRightInd w:val="0"/>
+        <w:ind w:left="640" w:hanging="640"/>
+        <w:rPr>
+          <w:rFonts w:ascii="Times New Roman" w:hAnsi="Times New Roman" w:cs="Times New Roman"/>
+          <w:noProof/>
+          <w:sz w:val="22"/>
+        </w:rPr>
+      </w:pPr>
+      <w:r>
+        <w:rPr>
+          <w:rFonts w:ascii="Times New Roman" w:hAnsi="Times New Roman" w:cs="Times New Roman"/>
+          <w:noProof/>
+          <w:sz w:val="22"/>
+        </w:rPr>
+        <w:t>[6]</w:t>
+      </w:r>
+      <w:r>
+        <w:rPr>
+          <w:rFonts w:ascii="Times New Roman" w:hAnsi="Times New Roman" w:cs="Times New Roman"/>
+          <w:noProof/>
+          <w:sz w:val="22"/>
+        </w:rPr>
+        <w:tab/>
+        <w:t xml:space="preserve">R. J. de Dear </w:t>
+      </w:r>
+      <w:r>
+        <w:rPr>
+          <w:rFonts w:ascii="Times New Roman" w:hAnsi="Times New Roman" w:cs="Times New Roman"/>
+          <w:i/>
+          <w:iCs/>
+          <w:noProof/>
+          <w:sz w:val="22"/>
+        </w:rPr>
+        <w:t>et al.</w:t>
+      </w:r>
+      <w:r>
+        <w:rPr>
+          <w:rFonts w:ascii="Times New Roman" w:hAnsi="Times New Roman" w:cs="Times New Roman"/>
+          <w:noProof/>
+          <w:sz w:val="22"/>
+        </w:rPr>
+        <w:t xml:space="preserve">, “Progress in thermal comfort research over the last twenty years.,” </w:t>
+      </w:r>
+      <w:r>
+        <w:rPr>
+          <w:rFonts w:ascii="Times New Roman" w:hAnsi="Times New Roman" w:cs="Times New Roman"/>
+          <w:i/>
+          <w:iCs/>
+          <w:noProof/>
+          <w:sz w:val="22"/>
+        </w:rPr>
+        <w:t>Indoor Air</w:t>
+      </w:r>
+      <w:r>
+        <w:rPr>
+          <w:rFonts w:ascii="Times New Roman" w:hAnsi="Times New Roman" w:cs="Times New Roman"/>
+          <w:noProof/>
+          <w:sz w:val="22"/>
+        </w:rPr>
+        <w:t>, vol. 23, no. 6, pp. 442–61, Dec. 2013, doi: 10.1111/ina.12046.</w:t>
+      </w:r>
+    </w:p>
+    <w:p>
+      <w:pPr>
+        <w:widowControl w:val="0"/>
+        <w:autoSpaceDE w:val="0"/>
+        <w:autoSpaceDN w:val="0"/>
+        <w:adjustRightInd w:val="0"/>
+        <w:ind w:left="640" w:hanging="640"/>
+        <w:rPr>
+          <w:rFonts w:ascii="Times New Roman" w:hAnsi="Times New Roman" w:cs="Times New Roman"/>
+          <w:noProof/>
+          <w:sz w:val="22"/>
+        </w:rPr>
+      </w:pPr>
+      <w:r>
+        <w:rPr>
+          <w:rFonts w:ascii="Times New Roman" w:hAnsi="Times New Roman" w:cs="Times New Roman"/>
+          <w:noProof/>
+          <w:sz w:val="22"/>
+        </w:rPr>
+        <w:t>[7]</w:t>
+      </w:r>
+      <w:r>
+        <w:rPr>
+          <w:rFonts w:ascii="Times New Roman" w:hAnsi="Times New Roman" w:cs="Times New Roman"/>
+          <w:noProof/>
+          <w:sz w:val="22"/>
+        </w:rPr>
+        <w:tab/>
+        <w:t xml:space="preserve">E. Halawa and J. van Hoof, “The adaptive approach to thermal comfort: A critical overview,” </w:t>
+      </w:r>
+      <w:r>
+        <w:rPr>
+          <w:rFonts w:ascii="Times New Roman" w:hAnsi="Times New Roman" w:cs="Times New Roman"/>
+          <w:i/>
+          <w:iCs/>
+          <w:noProof/>
+          <w:sz w:val="22"/>
+        </w:rPr>
+        <w:t>Energy Build.</w:t>
+      </w:r>
+      <w:r>
+        <w:rPr>
+          <w:rFonts w:ascii="Times New Roman" w:hAnsi="Times New Roman" w:cs="Times New Roman"/>
+          <w:noProof/>
+          <w:sz w:val="22"/>
+        </w:rPr>
+        <w:t>, vol. 51, pp. 101–110, Aug. 2012, doi: 10.1016/j.enbuild.2012.04.011.</w:t>
+      </w:r>
+    </w:p>
+    <w:p>
+      <w:pPr>
+        <w:widowControl w:val="0"/>
+        <w:autoSpaceDE w:val="0"/>
+        <w:autoSpaceDN w:val="0"/>
+        <w:adjustRightInd w:val="0"/>
+        <w:ind w:left="640" w:hanging="640"/>
+        <w:rPr>
+          <w:rFonts w:ascii="Times New Roman" w:hAnsi="Times New Roman" w:cs="Times New Roman"/>
+          <w:noProof/>
+          <w:sz w:val="22"/>
+        </w:rPr>
+      </w:pPr>
+      <w:r>
+        <w:rPr>
+          <w:rFonts w:ascii="Times New Roman" w:hAnsi="Times New Roman" w:cs="Times New Roman"/>
+          <w:noProof/>
+          <w:sz w:val="22"/>
+        </w:rPr>
+        <w:t>[8]</w:t>
+      </w:r>
+      <w:r>
+        <w:rPr>
+          <w:rFonts w:ascii="Times New Roman" w:hAnsi="Times New Roman" w:cs="Times New Roman"/>
+          <w:noProof/>
+          <w:sz w:val="22"/>
+        </w:rPr>
+        <w:tab/>
+        <w:t xml:space="preserve">S. Roaf, F. Nicol, M. Humphreys, P. Tuohy, and A. Boerstra, “Twentieth century standards for thermal comfort: promoting high energy buildings,” </w:t>
+      </w:r>
+      <w:r>
+        <w:rPr>
+          <w:rFonts w:ascii="Times New Roman" w:hAnsi="Times New Roman" w:cs="Times New Roman"/>
+          <w:i/>
+          <w:iCs/>
+          <w:noProof/>
+          <w:sz w:val="22"/>
+        </w:rPr>
+        <w:t>Archit. Sci. Rev.</w:t>
+      </w:r>
+      <w:r>
+        <w:rPr>
+          <w:rFonts w:ascii="Times New Roman" w:hAnsi="Times New Roman" w:cs="Times New Roman"/>
+          <w:noProof/>
+          <w:sz w:val="22"/>
+        </w:rPr>
+        <w:t>, vol. 53, no. 1, pp. 65–77, Feb. 2010, doi: 10.3763/asre.2009.0111.</w:t>
+      </w:r>
+    </w:p>
+    <w:p>
+      <w:pPr>
+        <w:widowControl w:val="0"/>
+        <w:autoSpaceDE w:val="0"/>
+        <w:autoSpaceDN w:val="0"/>
+        <w:adjustRightInd w:val="0"/>
+        <w:ind w:left="640" w:hanging="640"/>
+        <w:rPr>
+          <w:rFonts w:ascii="Times New Roman" w:hAnsi="Times New Roman" w:cs="Times New Roman"/>
+          <w:noProof/>
+          <w:sz w:val="22"/>
+        </w:rPr>
+      </w:pPr>
+      <w:r>
+        <w:rPr>
+          <w:rFonts w:ascii="Times New Roman" w:hAnsi="Times New Roman" w:cs="Times New Roman"/>
+          <w:noProof/>
+          <w:sz w:val="22"/>
+        </w:rPr>
+        <w:t>[9]</w:t>
+      </w:r>
+      <w:r>
+        <w:rPr>
+          <w:rFonts w:ascii="Times New Roman" w:hAnsi="Times New Roman" w:cs="Times New Roman"/>
+          <w:noProof/>
+          <w:sz w:val="22"/>
+        </w:rPr>
+        <w:tab/>
+        <w:t xml:space="preserve">S. Tanabe, Y. Iwahashi, S. Tsushima, and N. Nishihara, “Thermal comfort and productivity in offices under mandatory electricity savings after the Great East Japan earthquake,” </w:t>
+      </w:r>
+      <w:r>
+        <w:rPr>
+          <w:rFonts w:ascii="Times New Roman" w:hAnsi="Times New Roman" w:cs="Times New Roman"/>
+          <w:i/>
+          <w:iCs/>
+          <w:noProof/>
+          <w:sz w:val="22"/>
+        </w:rPr>
+        <w:t>Archit. Sci. Rev.</w:t>
+      </w:r>
+      <w:r>
+        <w:rPr>
+          <w:rFonts w:ascii="Times New Roman" w:hAnsi="Times New Roman" w:cs="Times New Roman"/>
+          <w:noProof/>
+          <w:sz w:val="22"/>
+        </w:rPr>
+        <w:t>, vol. 56, no. 1, pp. 4–13, Feb. 2013, doi: 10.1080/00038628.2012.744296.</w:t>
+      </w:r>
+    </w:p>
+    <w:p>
+      <w:pPr>
+        <w:widowControl w:val="0"/>
+        <w:autoSpaceDE w:val="0"/>
+        <w:autoSpaceDN w:val="0"/>
+        <w:adjustRightInd w:val="0"/>
+        <w:ind w:left="640" w:hanging="640"/>
+        <w:rPr>
+          <w:rFonts w:ascii="Times New Roman" w:hAnsi="Times New Roman" w:cs="Times New Roman"/>
+          <w:noProof/>
+          <w:sz w:val="22"/>
+        </w:rPr>
+      </w:pPr>
+      <w:r>
+        <w:rPr>
+          <w:rFonts w:ascii="Times New Roman" w:hAnsi="Times New Roman" w:cs="Times New Roman"/>
+          <w:noProof/>
+          <w:sz w:val="22"/>
+        </w:rPr>
+        <w:t>[10]</w:t>
+      </w:r>
+      <w:r>
+        <w:rPr>
+          <w:rFonts w:ascii="Times New Roman" w:hAnsi="Times New Roman" w:cs="Times New Roman"/>
+          <w:noProof/>
+          <w:sz w:val="22"/>
+        </w:rPr>
+        <w:tab/>
+        <w:t xml:space="preserve">J. F. Nicol and S. Roaf, “Rethinking thermal comfort,” </w:t>
+      </w:r>
+      <w:r>
+        <w:rPr>
+          <w:rFonts w:ascii="Times New Roman" w:hAnsi="Times New Roman" w:cs="Times New Roman"/>
+          <w:i/>
+          <w:iCs/>
+          <w:noProof/>
+          <w:sz w:val="22"/>
+        </w:rPr>
+        <w:t>Build. Res. Inf.</w:t>
+      </w:r>
+      <w:r>
+        <w:rPr>
+          <w:rFonts w:ascii="Times New Roman" w:hAnsi="Times New Roman" w:cs="Times New Roman"/>
+          <w:noProof/>
+          <w:sz w:val="22"/>
+        </w:rPr>
+        <w:t>, vol. 45, no. 7, pp. 711–716, Oct. 2017, doi: 10.1080/09613218.2017.1301698.</w:t>
+      </w:r>
+    </w:p>
+    <w:p>
+      <w:pPr>
+        <w:autoSpaceDE w:val="0"/>
+        <w:autoSpaceDN w:val="0"/>
+        <w:adjustRightInd w:val="0"/>
+        <w:rPr>
+          <w:rFonts w:ascii="Times New Roman" w:hAnsi="Times New Roman" w:cs="Times New Roman"/>
+          <w:sz w:val="22"/>
+          <w:szCs w:val="22"/>
+        </w:rPr>
+      </w:pPr>
+      <w:r>
+        <w:rPr>
+          <w:rFonts w:ascii="Times New Roman" w:hAnsi="Times New Roman" w:cs="Times New Roman"/>
+          <w:sz w:val="22"/>
+          <w:szCs w:val="22"/>
+        </w:rPr>
+        <w:fldChar w:fldCharType="end"/>
+      </w:r>
     </w:p>
     <w:sectPr>
       <w:pgSz w:w="12240" w:h="15840"/>
